--- a/src/backend/templates/china/template.docx
+++ b/src/backend/templates/china/template.docx
@@ -316,12 +316,12 @@
               <wp:anchor allowOverlap="1" behindDoc="1" distB="0" distT="0" distL="0" distR="0" hidden="0" layoutInCell="1" locked="0" relativeHeight="0" simplePos="0">
                 <wp:simplePos x="0" y="0"/>
                 <wp:positionH relativeFrom="column">
-                  <wp:posOffset>-9522</wp:posOffset>
+                  <wp:posOffset>-14283</wp:posOffset>
                 </wp:positionH>
                 <wp:positionV relativeFrom="paragraph">
-                  <wp:posOffset>61061</wp:posOffset>
+                  <wp:posOffset>56299</wp:posOffset>
                 </wp:positionV>
-                <wp:extent cx="1510966" cy="1847850"/>
+                <wp:extent cx="1520491" cy="1857375"/>
                 <wp:effectExtent b="0" l="0" r="0" t="0"/>
                 <wp:wrapNone/>
                 <wp:docPr id="1" name=""/>
@@ -463,12 +463,12 @@
               <wp:anchor allowOverlap="1" behindDoc="1" distB="0" distT="0" distL="0" distR="0" hidden="0" layoutInCell="1" locked="0" relativeHeight="0" simplePos="0">
                 <wp:simplePos x="0" y="0"/>
                 <wp:positionH relativeFrom="column">
-                  <wp:posOffset>-9522</wp:posOffset>
+                  <wp:posOffset>-14283</wp:posOffset>
                 </wp:positionH>
                 <wp:positionV relativeFrom="paragraph">
-                  <wp:posOffset>61061</wp:posOffset>
+                  <wp:posOffset>56299</wp:posOffset>
                 </wp:positionV>
-                <wp:extent cx="1510966" cy="1847850"/>
+                <wp:extent cx="1520491" cy="1857375"/>
                 <wp:effectExtent b="0" l="0" r="0" t="0"/>
                 <wp:wrapNone/>
                 <wp:docPr id="1" name="image1.png"/>
@@ -489,7 +489,7 @@
                       <pic:spPr>
                         <a:xfrm>
                           <a:off x="0" y="0"/>
-                          <a:ext cx="1510966" cy="1847850"/>
+                          <a:ext cx="1520491" cy="1857375"/>
                         </a:xfrm>
                         <a:prstGeom prst="rect"/>
                         <a:ln/>
@@ -826,30 +826,7 @@
           <w:szCs w:val="24"/>
           <w:rtl w:val="0"/>
         </w:rPr>
-        <w:t xml:space="preserve">{{ mrz.line1 }}</w:t>
-      </w:r>
-    </w:p>
-    <w:p>
-      <w:pPr>
-        <w:spacing w:after="0" w:line="240" w:lineRule="auto"/>
-        <w:rPr>
-          <w:rFonts w:ascii="Times New Roman" w:cs="Times New Roman" w:eastAsia="Times New Roman" w:hAnsi="Times New Roman"/>
-          <w:b w:val="1"/>
-          <w:bCs w:val="1"/>
-          <w:sz w:val="24"/>
-          <w:szCs w:val="24"/>
-        </w:rPr>
-      </w:pPr>
-      <w:r>
-        <w:rPr>
-          <w:rFonts w:ascii="Times New Roman" w:cs="Times New Roman" w:eastAsia="Times New Roman" w:hAnsi="Times New Roman"/>
-          <w:b w:val="1"/>
-          <w:bCs w:val="1"/>
-          <w:sz w:val="24"/>
-          <w:szCs w:val="24"/>
-          <w:rtl w:val="0"/>
-        </w:rPr>
-        <w:t xml:space="preserve">{{ mrz.line2 }}</w:t>
+        <w:t xml:space="preserve">{{r MRZ }}</w:t>
       </w:r>
     </w:p>
     <w:p>
@@ -1230,12 +1207,12 @@
               <wp:anchor allowOverlap="1" behindDoc="1" distB="0" distT="0" distL="0" distR="0" hidden="0" layoutInCell="1" locked="0" relativeHeight="0" simplePos="0">
                 <wp:simplePos x="0" y="0"/>
                 <wp:positionH relativeFrom="column">
-                  <wp:posOffset>-9522</wp:posOffset>
+                  <wp:posOffset>-14283</wp:posOffset>
                 </wp:positionH>
                 <wp:positionV relativeFrom="paragraph">
-                  <wp:posOffset>61061</wp:posOffset>
+                  <wp:posOffset>56299</wp:posOffset>
                 </wp:positionV>
-                <wp:extent cx="1510966" cy="1847850"/>
+                <wp:extent cx="1520491" cy="1857375"/>
                 <wp:effectExtent b="0" l="0" r="0" t="0"/>
                 <wp:wrapNone/>
                 <wp:docPr id="2" name=""/>
@@ -1364,12 +1341,12 @@
               <wp:anchor allowOverlap="1" behindDoc="1" distB="0" distT="0" distL="0" distR="0" hidden="0" layoutInCell="1" locked="0" relativeHeight="0" simplePos="0">
                 <wp:simplePos x="0" y="0"/>
                 <wp:positionH relativeFrom="column">
-                  <wp:posOffset>-9522</wp:posOffset>
+                  <wp:posOffset>-14283</wp:posOffset>
                 </wp:positionH>
                 <wp:positionV relativeFrom="paragraph">
-                  <wp:posOffset>61061</wp:posOffset>
+                  <wp:posOffset>56299</wp:posOffset>
                 </wp:positionV>
-                <wp:extent cx="1510966" cy="1847850"/>
+                <wp:extent cx="1520491" cy="1857375"/>
                 <wp:effectExtent b="0" l="0" r="0" t="0"/>
                 <wp:wrapNone/>
                 <wp:docPr id="2" name="image2.png"/>
@@ -1390,7 +1367,7 @@
                       <pic:spPr>
                         <a:xfrm>
                           <a:off x="0" y="0"/>
-                          <a:ext cx="1510966" cy="1847850"/>
+                          <a:ext cx="1520491" cy="1857375"/>
                         </a:xfrm>
                         <a:prstGeom prst="rect"/>
                         <a:ln/>
